--- a/templates/P3-LETTERS.docx
+++ b/templates/P3-LETTERS.docx
@@ -10,11 +10,11 @@
       <w:r>
         <w:rPr>
           <w:rFonts w:ascii="Times New Roman" w:hAnsi="Times New Roman" w:cs="Times New Roman"/>
-          <w:b w:val="0"/>
+          <w:b/>
           <w:i w:val="0"/>
           <w:sz w:val="24"/>
         </w:rPr>
-        <w:t>IN THE CIRCUIT COURT FOR {county} COUNTY, FLORIDA</w:t>
+        <w:t>IN THE CIRCUIT COURT FOR {county_caption} COUNTY, FLORIDA</w:t>
       </w:r>
     </w:p>
     <w:tbl>
@@ -48,7 +48,7 @@
             <w:r>
               <w:rPr>
                 <w:rFonts w:ascii="Times New Roman" w:hAnsi="Times New Roman" w:cs="Times New Roman"/>
-                <w:b w:val="0"/>
+                <w:b/>
                 <w:i w:val="0"/>
                 <w:sz w:val="24"/>
               </w:rPr>
@@ -68,7 +68,7 @@
             <w:r>
               <w:rPr>
                 <w:rFonts w:ascii="Times New Roman" w:hAnsi="Times New Roman" w:cs="Times New Roman"/>
-                <w:b w:val="0"/>
+                <w:b/>
                 <w:i w:val="0"/>
                 <w:sz w:val="24"/>
               </w:rPr>
@@ -90,7 +90,7 @@
             <w:r>
               <w:rPr>
                 <w:rFonts w:ascii="Times New Roman" w:hAnsi="Times New Roman" w:cs="Times New Roman"/>
-                <w:b w:val="0"/>
+                <w:b/>
                 <w:i w:val="0"/>
                 <w:sz w:val="24"/>
               </w:rPr>
@@ -123,7 +123,7 @@
             <w:r>
               <w:rPr>
                 <w:rFonts w:ascii="Times New Roman" w:hAnsi="Times New Roman" w:cs="Times New Roman"/>
-                <w:b w:val="0"/>
+                <w:b/>
                 <w:i w:val="0"/>
                 <w:sz w:val="24"/>
               </w:rPr>
@@ -143,7 +143,7 @@
             <w:r>
               <w:rPr>
                 <w:rFonts w:ascii="Times New Roman" w:hAnsi="Times New Roman" w:cs="Times New Roman"/>
-                <w:b w:val="0"/>
+                <w:b/>
                 <w:i w:val="0"/>
                 <w:sz w:val="24"/>
               </w:rPr>
@@ -176,7 +176,7 @@
             <w:r>
               <w:rPr>
                 <w:rFonts w:ascii="Times New Roman" w:hAnsi="Times New Roman" w:cs="Times New Roman"/>
-                <w:b w:val="0"/>
+                <w:b/>
                 <w:i w:val="0"/>
                 <w:sz w:val="24"/>
               </w:rPr>

--- a/templates/P3-LETTERS.docx
+++ b/templates/P3-LETTERS.docx
@@ -234,7 +234,7 @@
           <w:i w:val="0"/>
           <w:sz w:val="24"/>
         </w:rPr>
-        <w:t>WHEREAS, {decedent_full_name}, a resident of {^is_ancillary}{decedent_domicile} County, Florida{/is_ancillary}{#is_ancillary}{decedent_domicile_state}{/is_ancillary}, died on {decedent_death_date}, {#is_testate}owning assets in this state, and a duly executed last will{#codicil_dates} and codicil(s){/codicil_dates} of the decedent has been admitted to probate in this Court; and{/is_testate}{^is_testate}leaving assets in this state and having died intestate; and{/is_testate}</w:t>
+        <w:t>WHEREAS, {decedent_full_name}, a resident of {^is_ancillary}{decedent_domicile} County, Florida{/is_ancillary}{#is_ancillary}{decedent_domicile_state}{/is_ancillary}, died on {decedent_death_date}, {#is_testate}owning assets in this state, and a duly executed last will{#has_codicil} and codicil(s){/has_codicil} of the decedent has been admitted to probate in this Court; and{/is_testate}{^is_testate}leaving assets in this state and having died intestate; and{/is_testate}</w:t>
       </w:r>
     </w:p>
     <w:p>

--- a/templates/P3-LETTERS.docx
+++ b/templates/P3-LETTERS.docx
@@ -234,7 +234,7 @@
           <w:i w:val="0"/>
           <w:sz w:val="24"/>
         </w:rPr>
-        <w:t>WHEREAS, {decedent_full_name}, a resident of {^is_ancillary}{decedent_domicile} County, Florida{/is_ancillary}{#is_ancillary}{decedent_domicile_state}{/is_ancillary}, died on {decedent_death_date}, {#is_testate}owning assets in this state, and a duly executed last will{#has_codicil} and codicil(s){/has_codicil} of the decedent has been admitted to probate in this Court; and{/is_testate}{^is_testate}leaving assets in this state and having died intestate; and{/is_testate}</w:t>
+        <w:t>WHEREAS, {decedent_full_name}, a resident of {^is_ancillary}{decedent_domicile} County, Florida{/is_ancillary}{#is_ancillary}{decedent_domicile_state}{/is_ancillary}, died on {decedent_death_date}, {#is_testate}owning assets in this state, and a duly executed last will{#has_codicil} and codicil(s) dated {codicil_dates}{/has_codicil} of the decedent has been admitted to probate in this Court; and{/is_testate}{^is_testate}leaving assets in this state and having died intestate; and{/is_testate}</w:t>
       </w:r>
     </w:p>
     <w:p>
